--- a/backend/plantillas/docx/06_juzgado_resolucion_o_auto.docx
+++ b/backend/plantillas/docx/06_juzgado_resolucion_o_auto.docx
@@ -37,36 +37,6 @@
         <w:t xml:space="preserve">{{FALLO}}</w:t>
       </w:r>
     </w:p>
-    <w:p>
-      <w:r>
-        <w:t xml:space="preserve"/>
-      </w:r>
-    </w:p>
-    <w:p>
-      <w:r>
-        <w:t xml:space="preserve">_________________________</w:t>
-      </w:r>
-    </w:p>
-    <w:p>
-      <w:r>
-        <w:t xml:space="preserve">F. {{FIRMA_JUEZ}}  → rol sistema: juez</w:t>
-      </w:r>
-    </w:p>
-    <w:p>
-      <w:r>
-        <w:t xml:space="preserve"/>
-      </w:r>
-    </w:p>
-    <w:p>
-      <w:r>
-        <w:t xml:space="preserve">_________________________</w:t>
-      </w:r>
-    </w:p>
-    <w:p>
-      <w:r>
-        <w:t xml:space="preserve">F. {{FIRMA_SECRETARIO}}  → rol sistema: secretario</w:t>
-      </w:r>
-    </w:p>
     <w:sectPr>
       <w:pgSz w:w="12240" w:h="15840"/>
       <w:pgMar w:top="1440" w:right="1440" w:bottom="1440" w:left="1440"/>

--- a/backend/plantillas/docx/06_juzgado_resolucion_o_auto.docx
+++ b/backend/plantillas/docx/06_juzgado_resolucion_o_auto.docx
@@ -2,6 +2,16 @@
 <file path=word/document.xml><?xml version="1.0" encoding="utf-8"?>
 <w:document xmlns:w="http://schemas.openxmlformats.org/wordprocessingml/2006/main">
   <w:body>
+    <w:p>
+      <w:r>
+        <w:t xml:space="preserve">[Expedientes OJ — tramitador] tipo_documento_oj: auto o resolucion | roles sugeridos al firmar: juez, secretario</w:t>
+      </w:r>
+    </w:p>
+    <w:p>
+      <w:r>
+        <w:t xml:space="preserve"/>
+      </w:r>
+    </w:p>
     <w:p>
       <w:r>
         <w:t xml:space="preserve">PLANTILLA — Resolución / auto (juzgado 1.ª instancia laboral)</w:t>
